--- a/12224/Карточка проекта.docx
+++ b/12224/Карточка проекта.docx
@@ -1179,8 +1179,28 @@
                 <w:rFonts w:ascii="Times New Roman" w:hAnsi="Times New Roman" w:cs="Times New Roman"/>
                 <w:sz w:val="24"/>
                 <w:szCs w:val="24"/>
-              </w:rPr>
-            </w:pPr>
+                <w:lang w:val="en-US"/>
+              </w:rPr>
+            </w:pPr>
+            <w:r>
+              <w:rPr>
+                <w:rFonts w:ascii="Times New Roman" w:hAnsi="Times New Roman" w:cs="Times New Roman"/>
+                <w:sz w:val="24"/>
+                <w:szCs w:val="24"/>
+              </w:rPr>
+              <w:t xml:space="preserve">Ссылка на </w:t>
+            </w:r>
+            <w:proofErr w:type="spellStart"/>
+            <w:r>
+              <w:rPr>
+                <w:rFonts w:ascii="Times New Roman" w:hAnsi="Times New Roman" w:cs="Times New Roman"/>
+                <w:sz w:val="24"/>
+                <w:szCs w:val="24"/>
+                <w:lang w:val="en-US"/>
+              </w:rPr>
+              <w:t>Github</w:t>
+            </w:r>
+            <w:proofErr w:type="spellEnd"/>
           </w:p>
         </w:tc>
         <w:tc>
@@ -1197,6 +1217,38 @@
                 <w:szCs w:val="24"/>
               </w:rPr>
             </w:pPr>
+            <w:hyperlink r:id="rId5" w:history="1">
+              <w:r>
+                <w:rPr>
+                  <w:rStyle w:val="a5"/>
+                </w:rPr>
+                <w:t>https:/</w:t>
+              </w:r>
+              <w:r>
+                <w:rPr>
+                  <w:rStyle w:val="a5"/>
+                </w:rPr>
+                <w:t>/</w:t>
+              </w:r>
+              <w:r>
+                <w:rPr>
+                  <w:rStyle w:val="a5"/>
+                </w:rPr>
+                <w:t>github.com/NikitaS548/console-music-game</w:t>
+              </w:r>
+              <w:r>
+                <w:rPr>
+                  <w:rStyle w:val="a5"/>
+                </w:rPr>
+                <w:t>/</w:t>
+              </w:r>
+              <w:r>
+                <w:rPr>
+                  <w:rStyle w:val="a5"/>
+                </w:rPr>
+                <w:t>tree/main</w:t>
+              </w:r>
+            </w:hyperlink>
           </w:p>
         </w:tc>
       </w:tr>
@@ -1812,6 +1864,7 @@
   <w:style w:type="character" w:default="1" w:styleId="a0">
     <w:name w:val="Default Paragraph Font"/>
     <w:uiPriority w:val="1"/>
+    <w:semiHidden/>
     <w:unhideWhenUsed/>
   </w:style>
   <w:style w:type="table" w:default="1" w:styleId="a1">
@@ -1864,6 +1917,41 @@
       <w:ind w:left="720"/>
       <w:contextualSpacing/>
     </w:pPr>
+  </w:style>
+  <w:style w:type="character" w:styleId="a5">
+    <w:name w:val="Hyperlink"/>
+    <w:basedOn w:val="a0"/>
+    <w:uiPriority w:val="99"/>
+    <w:unhideWhenUsed/>
+    <w:rsid w:val="00CB290B"/>
+    <w:rPr>
+      <w:color w:val="0563C1" w:themeColor="hyperlink"/>
+      <w:u w:val="single"/>
+    </w:rPr>
+  </w:style>
+  <w:style w:type="character" w:styleId="a6">
+    <w:name w:val="Unresolved Mention"/>
+    <w:basedOn w:val="a0"/>
+    <w:uiPriority w:val="99"/>
+    <w:semiHidden/>
+    <w:unhideWhenUsed/>
+    <w:rsid w:val="00CB290B"/>
+    <w:rPr>
+      <w:color w:val="605E5C"/>
+      <w:shd w:val="clear" w:color="auto" w:fill="E1DFDD"/>
+    </w:rPr>
+  </w:style>
+  <w:style w:type="character" w:styleId="a7">
+    <w:name w:val="FollowedHyperlink"/>
+    <w:basedOn w:val="a0"/>
+    <w:uiPriority w:val="99"/>
+    <w:semiHidden/>
+    <w:unhideWhenUsed/>
+    <w:rsid w:val="00CB290B"/>
+    <w:rPr>
+      <w:color w:val="954F72" w:themeColor="followedHyperlink"/>
+      <w:u w:val="single"/>
+    </w:rPr>
   </w:style>
 </w:styles>
 </file>
